--- a/public/CV/ota/Hamid_Heidarinia.docx
+++ b/public/CV/ota/Hamid_Heidarinia.docx
@@ -576,33 +576,27 @@
       </w:r>
       <w:r>
         <w:rPr>
-          <w:rFonts w:eastAsia="Arial" w:cs="IRANSans" w:ascii="IRANSans" w:hAnsi="IRANSans"/>
-          <w:color w:val="1C293D"/>
-          <w:sz w:val="24"/>
-          <w:szCs w:val="24"/>
-        </w:rPr>
-        <w:t>canlı</w:t>
-      </w:r>
-      <w:r>
-        <w:rPr>
-          <w:rFonts w:eastAsia="Arial" w:cs="IRANSans" w:ascii="IRANSans" w:hAnsi="IRANSans"/>
-          <w:color w:val="1C293D"/>
-          <w:sz w:val="24"/>
-          <w:szCs w:val="24"/>
-          <w:rtl w:val="true"/>
-        </w:rPr>
-        <w:t xml:space="preserve"> </w:t>
-      </w:r>
-      <w:r>
-        <w:rPr>
-          <w:rFonts w:ascii="IRANSans" w:hAnsi="IRANSans" w:eastAsia="Arial" w:cs="IRANSans"/>
-          <w:color w:val="1C293D"/>
-          <w:sz w:val="24"/>
-          <w:sz w:val="24"/>
-          <w:szCs w:val="24"/>
-          <w:rtl w:val="true"/>
-        </w:rPr>
-        <w:t xml:space="preserve">محیط </w:t>
+          <w:rFonts w:ascii="IRANSans" w:hAnsi="IRANSans" w:eastAsia="Arial" w:cs="IRANSans"/>
+          <w:color w:val="1C293D"/>
+          <w:kern w:val="0"/>
+          <w:sz w:val="24"/>
+          <w:sz w:val="24"/>
+          <w:szCs w:val="24"/>
+          <w:rtl w:val="true"/>
+          <w:lang w:val="tr-TR" w:eastAsia="zh-CN" w:bidi="ota"/>
+        </w:rPr>
+        <w:t>جانلی</w:t>
+      </w:r>
+      <w:r>
+        <w:rPr>
+          <w:rFonts w:ascii="IRANSans" w:hAnsi="IRANSans" w:eastAsia="Arial" w:cs="IRANSans"/>
+          <w:color w:val="1C293D"/>
+          <w:sz w:val="24"/>
+          <w:sz w:val="24"/>
+          <w:szCs w:val="24"/>
+          <w:rtl w:val="true"/>
+        </w:rPr>
+        <w:t xml:space="preserve"> محیط </w:t>
       </w:r>
       <w:r>
         <w:rPr>
@@ -1004,7 +998,29 @@
           <w:szCs w:val="24"/>
           <w:rtl w:val="true"/>
         </w:rPr>
-        <w:t xml:space="preserve">معلومات مدلله‌مه‌سی، شما تصمیمی، فهرستله‌مه </w:t>
+        <w:t xml:space="preserve">معلومات مدل </w:t>
+      </w:r>
+      <w:r>
+        <w:rPr>
+          <w:rFonts w:ascii="IRANSans" w:hAnsi="IRANSans" w:eastAsia="Arial" w:cs="IRANSans"/>
+          <w:color w:val="1C293D"/>
+          <w:sz w:val="24"/>
+          <w:sz w:val="24"/>
+          <w:szCs w:val="24"/>
+          <w:rtl w:val="true"/>
+        </w:rPr>
+        <w:t>ل</w:t>
+      </w:r>
+      <w:r>
+        <w:rPr>
+          <w:rFonts w:ascii="IRANSans" w:hAnsi="IRANSans" w:eastAsia="Arial" w:cs="IRANSans"/>
+          <w:color w:val="1C293D"/>
+          <w:sz w:val="24"/>
+          <w:sz w:val="24"/>
+          <w:szCs w:val="24"/>
+          <w:rtl w:val="true"/>
+        </w:rPr>
+        <w:t xml:space="preserve">ه‌مه‌سی، شما تصمیمی، فهرستله‌مه </w:t>
       </w:r>
       <w:r>
         <w:rPr>
@@ -1778,7 +1794,7 @@
         <w:pStyle w:val="ListParagraph"/>
         <w:numPr>
           <w:ilvl w:val="0"/>
-          <w:numId w:val="3"/>
+          <w:numId w:val="4"/>
         </w:numPr>
         <w:bidi w:val="1"/>
         <w:spacing w:lineRule="auto" w:line="276" w:before="0" w:after="60"/>
@@ -1896,7 +1912,7 @@
         <w:pStyle w:val="ListParagraph"/>
         <w:numPr>
           <w:ilvl w:val="0"/>
-          <w:numId w:val="1"/>
+          <w:numId w:val="5"/>
         </w:numPr>
         <w:bidi w:val="1"/>
         <w:spacing w:lineRule="auto" w:line="276" w:before="0" w:after="60"/>
@@ -1975,7 +1991,7 @@
         <w:pStyle w:val="ListParagraph"/>
         <w:numPr>
           <w:ilvl w:val="0"/>
-          <w:numId w:val="1"/>
+          <w:numId w:val="6"/>
         </w:numPr>
         <w:bidi w:val="1"/>
         <w:spacing w:lineRule="auto" w:line="276" w:before="0" w:after="60"/>
@@ -2044,7 +2060,7 @@
         <w:pStyle w:val="ListParagraph"/>
         <w:numPr>
           <w:ilvl w:val="0"/>
-          <w:numId w:val="1"/>
+          <w:numId w:val="7"/>
         </w:numPr>
         <w:bidi w:val="1"/>
         <w:spacing w:lineRule="auto" w:line="276" w:before="0" w:after="60"/>
@@ -2183,7 +2199,7 @@
         <w:pStyle w:val="ListParagraph"/>
         <w:numPr>
           <w:ilvl w:val="0"/>
-          <w:numId w:val="1"/>
+          <w:numId w:val="8"/>
         </w:numPr>
         <w:bidi w:val="1"/>
         <w:spacing w:lineRule="auto" w:line="276" w:before="0" w:after="60"/>
@@ -2331,7 +2347,7 @@
         <w:pStyle w:val="ListParagraph"/>
         <w:numPr>
           <w:ilvl w:val="0"/>
-          <w:numId w:val="1"/>
+          <w:numId w:val="9"/>
         </w:numPr>
         <w:bidi w:val="1"/>
         <w:spacing w:lineRule="auto" w:line="276" w:before="0" w:after="60"/>
@@ -2783,7 +2799,7 @@
         <w:pStyle w:val="ListParagraph"/>
         <w:numPr>
           <w:ilvl w:val="0"/>
-          <w:numId w:val="1"/>
+          <w:numId w:val="10"/>
         </w:numPr>
         <w:bidi w:val="1"/>
         <w:spacing w:lineRule="auto" w:line="276" w:before="0" w:after="60"/>
@@ -2899,7 +2915,7 @@
         <w:pStyle w:val="ListParagraph"/>
         <w:numPr>
           <w:ilvl w:val="0"/>
-          <w:numId w:val="1"/>
+          <w:numId w:val="11"/>
         </w:numPr>
         <w:bidi w:val="1"/>
         <w:spacing w:lineRule="auto" w:line="276" w:before="0" w:after="60"/>
@@ -2980,7 +2996,7 @@
         <w:pStyle w:val="ListParagraph"/>
         <w:numPr>
           <w:ilvl w:val="0"/>
-          <w:numId w:val="1"/>
+          <w:numId w:val="12"/>
         </w:numPr>
         <w:bidi w:val="1"/>
         <w:spacing w:lineRule="auto" w:line="276" w:before="0" w:after="60"/>
@@ -3019,7 +3035,7 @@
         <w:pStyle w:val="ListParagraph"/>
         <w:numPr>
           <w:ilvl w:val="0"/>
-          <w:numId w:val="1"/>
+          <w:numId w:val="13"/>
         </w:numPr>
         <w:bidi w:val="1"/>
         <w:spacing w:lineRule="auto" w:line="276" w:before="0" w:after="60"/>
@@ -3107,7 +3123,7 @@
         <w:pStyle w:val="ListParagraph"/>
         <w:numPr>
           <w:ilvl w:val="0"/>
-          <w:numId w:val="1"/>
+          <w:numId w:val="14"/>
         </w:numPr>
         <w:bidi w:val="1"/>
         <w:spacing w:lineRule="auto" w:line="276" w:before="0" w:after="60"/>
@@ -3226,7 +3242,7 @@
         <w:pStyle w:val="ListParagraph"/>
         <w:numPr>
           <w:ilvl w:val="0"/>
-          <w:numId w:val="1"/>
+          <w:numId w:val="15"/>
         </w:numPr>
         <w:bidi w:val="1"/>
         <w:spacing w:lineRule="auto" w:line="276" w:before="0" w:after="60"/>
@@ -3562,7 +3578,7 @@
         <w:pStyle w:val="ListParagraph"/>
         <w:numPr>
           <w:ilvl w:val="0"/>
-          <w:numId w:val="1"/>
+          <w:numId w:val="16"/>
         </w:numPr>
         <w:bidi w:val="1"/>
         <w:spacing w:lineRule="auto" w:line="276" w:before="0" w:after="60"/>
@@ -3688,7 +3704,7 @@
         <w:pStyle w:val="ListParagraph"/>
         <w:numPr>
           <w:ilvl w:val="0"/>
-          <w:numId w:val="1"/>
+          <w:numId w:val="17"/>
         </w:numPr>
         <w:bidi w:val="1"/>
         <w:spacing w:lineRule="auto" w:line="276" w:before="0" w:after="60"/>
@@ -3757,7 +3773,7 @@
         <w:pStyle w:val="ListParagraph"/>
         <w:numPr>
           <w:ilvl w:val="0"/>
-          <w:numId w:val="1"/>
+          <w:numId w:val="18"/>
         </w:numPr>
         <w:bidi w:val="1"/>
         <w:spacing w:lineRule="auto" w:line="276" w:before="0" w:after="60"/>
@@ -3815,7 +3831,7 @@
         <w:pStyle w:val="ListParagraph"/>
         <w:numPr>
           <w:ilvl w:val="0"/>
-          <w:numId w:val="1"/>
+          <w:numId w:val="19"/>
         </w:numPr>
         <w:bidi w:val="1"/>
         <w:spacing w:lineRule="auto" w:line="276" w:before="0" w:after="60"/>
@@ -4000,7 +4016,7 @@
         <w:pStyle w:val="ListParagraph"/>
         <w:numPr>
           <w:ilvl w:val="0"/>
-          <w:numId w:val="1"/>
+          <w:numId w:val="20"/>
         </w:numPr>
         <w:bidi w:val="1"/>
         <w:spacing w:lineRule="auto" w:line="276" w:before="0" w:after="60"/>
@@ -4059,7 +4075,7 @@
         <w:pStyle w:val="ListParagraph"/>
         <w:numPr>
           <w:ilvl w:val="0"/>
-          <w:numId w:val="1"/>
+          <w:numId w:val="21"/>
         </w:numPr>
         <w:bidi w:val="1"/>
         <w:spacing w:lineRule="auto" w:line="276" w:before="0" w:after="60"/>
@@ -4523,6 +4539,7 @@
           <w:b/>
           <w:bCs/>
           <w:i w:val="false"/>
+          <w:i w:val="false"/>
           <w:caps w:val="false"/>
           <w:smallCaps w:val="false"/>
           <w:color w:val="1C293D"/>
@@ -4719,6 +4736,7 @@
           <w:b/>
           <w:b/>
           <w:bCs/>
+          <w:i w:val="false"/>
           <w:i w:val="false"/>
           <w:caps w:val="false"/>
           <w:smallCaps w:val="false"/>
@@ -4883,19 +4901,27 @@
           <w:szCs w:val="24"/>
           <w:rtl w:val="true"/>
         </w:rPr>
-        <w:t xml:space="preserve">آذربایجان تورکجه‌سی – آنا دیلی </w:t>
-      </w:r>
-      <w:r>
-        <w:rPr>
-          <w:rFonts w:eastAsia="Arial" w:cs="IRANSans" w:ascii="IRANSans" w:hAnsi="IRANSans"/>
+        <w:t xml:space="preserve">آذربایجان تورکجه‌سی – آنا </w:t>
+      </w:r>
+      <w:r>
+        <w:rPr>
+          <w:rFonts w:ascii="IRANSans" w:hAnsi="IRANSans" w:eastAsia="Arial" w:cs="IRANSans"/>
           <w:b w:val="false"/>
+          <w:b w:val="false"/>
+          <w:bCs w:val="false"/>
           <w:i w:val="false"/>
-          <w:color w:val="1C293D"/>
-          <w:sz w:val="24"/>
-          <w:szCs w:val="24"/>
-          <w:rtl w:val="true"/>
-        </w:rPr>
-        <w:t xml:space="preserve">| </w:t>
+          <w:i w:val="false"/>
+          <w:iCs w:val="false"/>
+          <w:caps w:val="false"/>
+          <w:smallCaps w:val="false"/>
+          <w:color w:val="1C293D"/>
+          <w:spacing w:val="0"/>
+          <w:sz w:val="24"/>
+          <w:sz w:val="24"/>
+          <w:szCs w:val="24"/>
+          <w:rtl w:val="true"/>
+        </w:rPr>
+        <w:t>لسانی</w:t>
       </w:r>
       <w:r>
         <w:rPr>
@@ -4910,7 +4936,7 @@
           <w:szCs w:val="24"/>
           <w:rtl w:val="true"/>
         </w:rPr>
-        <w:t xml:space="preserve">فارسجه – ایکی دیللی سویه </w:t>
+        <w:t xml:space="preserve"> </w:t>
       </w:r>
       <w:r>
         <w:rPr>
@@ -4937,19 +4963,27 @@
           <w:szCs w:val="24"/>
           <w:rtl w:val="true"/>
         </w:rPr>
-        <w:t xml:space="preserve">انگلیسجه – محدود ایش سویه‌سی </w:t>
-      </w:r>
-      <w:r>
-        <w:rPr>
-          <w:rFonts w:eastAsia="Arial" w:cs="IRANSans" w:ascii="IRANSans" w:hAnsi="IRANSans"/>
+        <w:t xml:space="preserve">فارسجه – ایکی </w:t>
+      </w:r>
+      <w:r>
+        <w:rPr>
+          <w:rFonts w:ascii="IRANSans" w:hAnsi="IRANSans" w:eastAsia="Arial" w:cs="IRANSans"/>
           <w:b w:val="false"/>
+          <w:b w:val="false"/>
+          <w:bCs w:val="false"/>
           <w:i w:val="false"/>
-          <w:color w:val="1C293D"/>
-          <w:sz w:val="24"/>
-          <w:szCs w:val="24"/>
-          <w:rtl w:val="true"/>
-        </w:rPr>
-        <w:t xml:space="preserve">| </w:t>
+          <w:i w:val="false"/>
+          <w:iCs w:val="false"/>
+          <w:caps w:val="false"/>
+          <w:smallCaps w:val="false"/>
+          <w:color w:val="1C293D"/>
+          <w:spacing w:val="0"/>
+          <w:sz w:val="24"/>
+          <w:sz w:val="24"/>
+          <w:szCs w:val="24"/>
+          <w:rtl w:val="true"/>
+        </w:rPr>
+        <w:t>لسانلی درجه</w:t>
       </w:r>
       <w:r>
         <w:rPr>
@@ -4964,7 +4998,116 @@
           <w:szCs w:val="24"/>
           <w:rtl w:val="true"/>
         </w:rPr>
-        <w:t>تورکیه تورکجه‌سی – باشلانغیج سویه‌سی</w:t>
+        <w:t xml:space="preserve"> </w:t>
+      </w:r>
+      <w:r>
+        <w:rPr>
+          <w:rFonts w:eastAsia="Arial" w:cs="IRANSans" w:ascii="IRANSans" w:hAnsi="IRANSans"/>
+          <w:b w:val="false"/>
+          <w:i w:val="false"/>
+          <w:color w:val="1C293D"/>
+          <w:sz w:val="24"/>
+          <w:szCs w:val="24"/>
+          <w:rtl w:val="true"/>
+        </w:rPr>
+        <w:t xml:space="preserve">| </w:t>
+      </w:r>
+      <w:r>
+        <w:rPr>
+          <w:rFonts w:ascii="IRANSans" w:hAnsi="IRANSans" w:eastAsia="Arial" w:cs="IRANSans"/>
+          <w:b w:val="false"/>
+          <w:b w:val="false"/>
+          <w:i w:val="false"/>
+          <w:i w:val="false"/>
+          <w:color w:val="1C293D"/>
+          <w:sz w:val="24"/>
+          <w:sz w:val="24"/>
+          <w:szCs w:val="24"/>
+          <w:rtl w:val="true"/>
+        </w:rPr>
+        <w:t xml:space="preserve">انگلیسجه – محدود </w:t>
+      </w:r>
+      <w:r>
+        <w:rPr>
+          <w:rFonts w:ascii="IRANSans" w:hAnsi="IRANSans" w:eastAsia="Arial" w:cs="IRANSans"/>
+          <w:b w:val="false"/>
+          <w:b w:val="false"/>
+          <w:bCs w:val="false"/>
+          <w:i w:val="false"/>
+          <w:i w:val="false"/>
+          <w:iCs w:val="false"/>
+          <w:caps w:val="false"/>
+          <w:smallCaps w:val="false"/>
+          <w:color w:val="1C293D"/>
+          <w:spacing w:val="0"/>
+          <w:sz w:val="24"/>
+          <w:sz w:val="24"/>
+          <w:szCs w:val="24"/>
+          <w:rtl w:val="true"/>
+        </w:rPr>
+        <w:t>مشغله درجه‌سی</w:t>
+      </w:r>
+      <w:r>
+        <w:rPr>
+          <w:rFonts w:ascii="IRANSans" w:hAnsi="IRANSans" w:eastAsia="Arial" w:cs="IRANSans"/>
+          <w:b w:val="false"/>
+          <w:b w:val="false"/>
+          <w:i w:val="false"/>
+          <w:i w:val="false"/>
+          <w:color w:val="1C293D"/>
+          <w:sz w:val="24"/>
+          <w:sz w:val="24"/>
+          <w:szCs w:val="24"/>
+          <w:rtl w:val="true"/>
+        </w:rPr>
+        <w:t xml:space="preserve"> </w:t>
+      </w:r>
+      <w:r>
+        <w:rPr>
+          <w:rFonts w:eastAsia="Arial" w:cs="IRANSans" w:ascii="IRANSans" w:hAnsi="IRANSans"/>
+          <w:b w:val="false"/>
+          <w:i w:val="false"/>
+          <w:color w:val="1C293D"/>
+          <w:sz w:val="24"/>
+          <w:szCs w:val="24"/>
+          <w:rtl w:val="true"/>
+        </w:rPr>
+        <w:t xml:space="preserve">| </w:t>
+      </w:r>
+      <w:r>
+        <w:rPr>
+          <w:rFonts w:ascii="IRANSans" w:hAnsi="IRANSans" w:eastAsia="Arial" w:cs="IRANSans"/>
+          <w:b w:val="false"/>
+          <w:b w:val="false"/>
+          <w:i w:val="false"/>
+          <w:i w:val="false"/>
+          <w:color w:val="1C293D"/>
+          <w:sz w:val="24"/>
+          <w:sz w:val="24"/>
+          <w:szCs w:val="24"/>
+          <w:rtl w:val="true"/>
+        </w:rPr>
+        <w:t xml:space="preserve">تورکیه تورکجه‌سی – </w:t>
+      </w:r>
+      <w:r>
+        <w:rPr>
+          <w:rFonts w:ascii="IRANSans" w:hAnsi="IRANSans" w:eastAsia="Arial" w:cs="IRANSans"/>
+          <w:b w:val="false"/>
+          <w:b w:val="false"/>
+          <w:bCs w:val="false"/>
+          <w:i w:val="false"/>
+          <w:i w:val="false"/>
+          <w:iCs w:val="false"/>
+          <w:caps w:val="false"/>
+          <w:smallCaps w:val="false"/>
+          <w:color w:val="1C293D"/>
+          <w:spacing w:val="0"/>
+          <w:sz w:val="24"/>
+          <w:sz w:val="24"/>
+          <w:szCs w:val="24"/>
+          <w:rtl w:val="true"/>
+        </w:rPr>
+        <w:t>ابتدائی درجه</w:t>
       </w:r>
     </w:p>
     <w:sectPr>
@@ -5098,6 +5241,119 @@
   <w:abstractNum w:abstractNumId="2">
     <w:lvl w:ilvl="0">
       <w:start w:val="1"/>
+      <w:numFmt w:val="bullet"/>
+      <w:lvlText w:val=""/>
+      <w:lvlJc w:val="left"/>
+      <w:pPr>
+        <w:tabs>
+          <w:tab w:val="num" w:pos="0"/>
+        </w:tabs>
+        <w:ind w:left="360" w:hanging="220"/>
+      </w:pPr>
+      <w:rPr>
+        <w:rFonts w:ascii="Symbol" w:hAnsi="Symbol" w:cs="Symbol" w:hint="default"/>
+      </w:rPr>
+    </w:lvl>
+    <w:lvl w:ilvl="1">
+      <w:start w:val="1"/>
+      <w:numFmt w:val="decimal"/>
+      <w:lvlText w:val="%2."/>
+      <w:lvlJc w:val="left"/>
+      <w:pPr>
+        <w:tabs>
+          <w:tab w:val="num" w:pos="1080"/>
+        </w:tabs>
+        <w:ind w:left="1080" w:hanging="360"/>
+      </w:pPr>
+    </w:lvl>
+    <w:lvl w:ilvl="2">
+      <w:start w:val="1"/>
+      <w:numFmt w:val="decimal"/>
+      <w:lvlText w:val="%3."/>
+      <w:lvlJc w:val="left"/>
+      <w:pPr>
+        <w:tabs>
+          <w:tab w:val="num" w:pos="1440"/>
+        </w:tabs>
+        <w:ind w:left="1440" w:hanging="360"/>
+      </w:pPr>
+    </w:lvl>
+    <w:lvl w:ilvl="3">
+      <w:start w:val="1"/>
+      <w:numFmt w:val="decimal"/>
+      <w:lvlText w:val="%4."/>
+      <w:lvlJc w:val="left"/>
+      <w:pPr>
+        <w:tabs>
+          <w:tab w:val="num" w:pos="1800"/>
+        </w:tabs>
+        <w:ind w:left="1800" w:hanging="360"/>
+      </w:pPr>
+    </w:lvl>
+    <w:lvl w:ilvl="4">
+      <w:start w:val="1"/>
+      <w:numFmt w:val="decimal"/>
+      <w:lvlText w:val="%5."/>
+      <w:lvlJc w:val="left"/>
+      <w:pPr>
+        <w:tabs>
+          <w:tab w:val="num" w:pos="2160"/>
+        </w:tabs>
+        <w:ind w:left="2160" w:hanging="360"/>
+      </w:pPr>
+    </w:lvl>
+    <w:lvl w:ilvl="5">
+      <w:start w:val="1"/>
+      <w:numFmt w:val="decimal"/>
+      <w:lvlText w:val="%6."/>
+      <w:lvlJc w:val="left"/>
+      <w:pPr>
+        <w:tabs>
+          <w:tab w:val="num" w:pos="2520"/>
+        </w:tabs>
+        <w:ind w:left="2520" w:hanging="360"/>
+      </w:pPr>
+    </w:lvl>
+    <w:lvl w:ilvl="6">
+      <w:start w:val="1"/>
+      <w:numFmt w:val="decimal"/>
+      <w:lvlText w:val="%7."/>
+      <w:lvlJc w:val="left"/>
+      <w:pPr>
+        <w:tabs>
+          <w:tab w:val="num" w:pos="2880"/>
+        </w:tabs>
+        <w:ind w:left="2880" w:hanging="360"/>
+      </w:pPr>
+    </w:lvl>
+    <w:lvl w:ilvl="7">
+      <w:start w:val="1"/>
+      <w:numFmt w:val="decimal"/>
+      <w:lvlText w:val="%8."/>
+      <w:lvlJc w:val="left"/>
+      <w:pPr>
+        <w:tabs>
+          <w:tab w:val="num" w:pos="3240"/>
+        </w:tabs>
+        <w:ind w:left="3240" w:hanging="360"/>
+      </w:pPr>
+    </w:lvl>
+    <w:lvl w:ilvl="8">
+      <w:start w:val="1"/>
+      <w:numFmt w:val="decimal"/>
+      <w:lvlText w:val="%9."/>
+      <w:lvlJc w:val="left"/>
+      <w:pPr>
+        <w:tabs>
+          <w:tab w:val="num" w:pos="3600"/>
+        </w:tabs>
+        <w:ind w:left="3600" w:hanging="360"/>
+      </w:pPr>
+    </w:lvl>
+  </w:abstractNum>
+  <w:abstractNum w:abstractNumId="3">
+    <w:lvl w:ilvl="0">
+      <w:start w:val="1"/>
       <w:numFmt w:val="none"/>
       <w:suff w:val="nothing"/>
       <w:lvlText w:val=""/>
@@ -5221,10 +5477,64 @@
     <w:abstractNumId w:val="2"/>
   </w:num>
   <w:num w:numId="3">
-    <w:abstractNumId w:val="1"/>
+    <w:abstractNumId w:val="3"/>
+  </w:num>
+  <w:num w:numId="4">
+    <w:abstractNumId w:val="2"/>
     <w:lvlOverride w:ilvl="0">
       <w:startOverride w:val="1"/>
     </w:lvlOverride>
+  </w:num>
+  <w:num w:numId="5">
+    <w:abstractNumId w:val="2"/>
+  </w:num>
+  <w:num w:numId="6">
+    <w:abstractNumId w:val="2"/>
+  </w:num>
+  <w:num w:numId="7">
+    <w:abstractNumId w:val="2"/>
+  </w:num>
+  <w:num w:numId="8">
+    <w:abstractNumId w:val="2"/>
+  </w:num>
+  <w:num w:numId="9">
+    <w:abstractNumId w:val="2"/>
+  </w:num>
+  <w:num w:numId="10">
+    <w:abstractNumId w:val="2"/>
+  </w:num>
+  <w:num w:numId="11">
+    <w:abstractNumId w:val="2"/>
+  </w:num>
+  <w:num w:numId="12">
+    <w:abstractNumId w:val="2"/>
+  </w:num>
+  <w:num w:numId="13">
+    <w:abstractNumId w:val="2"/>
+  </w:num>
+  <w:num w:numId="14">
+    <w:abstractNumId w:val="2"/>
+  </w:num>
+  <w:num w:numId="15">
+    <w:abstractNumId w:val="2"/>
+  </w:num>
+  <w:num w:numId="16">
+    <w:abstractNumId w:val="2"/>
+  </w:num>
+  <w:num w:numId="17">
+    <w:abstractNumId w:val="2"/>
+  </w:num>
+  <w:num w:numId="18">
+    <w:abstractNumId w:val="2"/>
+  </w:num>
+  <w:num w:numId="19">
+    <w:abstractNumId w:val="2"/>
+  </w:num>
+  <w:num w:numId="20">
+    <w:abstractNumId w:val="2"/>
+  </w:num>
+  <w:num w:numId="21">
+    <w:abstractNumId w:val="2"/>
   </w:num>
 </w:numbering>
 </file>
@@ -5249,6 +5559,7 @@
     <w:qFormat/>
     <w:pPr>
       <w:widowControl/>
+      <w:suppressAutoHyphens w:val="true"/>
       <w:bidi w:val="0"/>
       <w:spacing w:before="0" w:after="0"/>
       <w:jc w:val="left"/>
@@ -5467,6 +5778,7 @@
     <w:qFormat/>
     <w:pPr>
       <w:widowControl/>
+      <w:suppressAutoHyphens w:val="true"/>
       <w:bidi w:val="0"/>
       <w:spacing w:before="0" w:after="0"/>
       <w:jc w:val="left"/>
@@ -5487,6 +5799,7 @@
     <w:qFormat/>
     <w:pPr>
       <w:widowControl/>
+      <w:suppressAutoHyphens w:val="true"/>
       <w:bidi w:val="0"/>
       <w:spacing w:before="0" w:after="0"/>
       <w:jc w:val="left"/>
